--- a/templates/documentation-records.docx
+++ b/templates/documentation-records.docx
@@ -13,6 +13,10 @@
 RECORD KEEPING & DOCUMENTATION MANAGEMENT
 
 This policy defines record retention and documentation standards for the {familyName} family governance.
+
+RESPONSIBLE PARTIES:
+Primary Authority: {householdHead}
+Records Custodians: {executors}
 
 IDENTIFIED GAPS TO ADDRESS:
 {#gaps}• {description} - {severity} Priority
@@ -32,7 +36,8 @@
 1. Record retention schedule by document type
 2. Access protocols and security requirements
 3. Update frequency and version control
-4. Responsible parties and accountability measures</w:t>
+4. Responsible parties and accountability measures
+   Records custodians: {executors}</w:t>
       </w:r>
     </w:p>
   </w:body>
